--- a/docs/심사위원_안내.docx
+++ b/docs/심사위원_안내.docx
@@ -162,6 +162,144 @@
         <w:t>채점 화면 주소: https://www.kw-hackathon.co.kr/judge  (중간발표: https://www.kw-hackathon.co.kr/judge/mid)</w:t>
       </w:r>
     </w:p>
+    <w:tbl>
+      <w:tblPr>
+        <w:tblW w:type="auto" w:w="0"/>
+        <w:jc w:val="center"/>
+        <w:tblLook w:firstColumn="1" w:firstRow="1" w:lastColumn="0" w:lastRow="0" w:noHBand="0" w:noVBand="1" w:val="04A0"/>
+      </w:tblPr>
+      <w:tblGrid>
+        <w:gridCol w:w="4873"/>
+        <w:gridCol w:w="4873"/>
+      </w:tblGrid>
+      <w:tr>
+        <w:tc>
+          <w:tcPr>
+            <w:tcW w:type="dxa" w:w="4873"/>
+          </w:tcPr>
+          <w:p>
+            <w:pPr>
+              <w:jc w:val="center"/>
+            </w:pPr>
+            <w:r>
+              <w:drawing>
+                <wp:inline xmlns:a="http://schemas.openxmlformats.org/drawingml/2006/main" xmlns:pic="http://schemas.openxmlformats.org/drawingml/2006/picture">
+                  <wp:extent cx="2592000" cy="3013953"/>
+                  <wp:docPr id="1" name="Picture 1"/>
+                  <wp:cNvGraphicFramePr>
+                    <a:graphicFrameLocks noChangeAspect="1"/>
+                  </wp:cNvGraphicFramePr>
+                  <a:graphic>
+                    <a:graphicData uri="http://schemas.openxmlformats.org/drawingml/2006/picture">
+                      <pic:pic>
+                        <pic:nvPicPr>
+                          <pic:cNvPr id="0" name="00_login.png"/>
+                          <pic:cNvPicPr/>
+                        </pic:nvPicPr>
+                        <pic:blipFill>
+                          <a:blip r:embed="rId9"/>
+                          <a:stretch>
+                            <a:fillRect/>
+                          </a:stretch>
+                        </pic:blipFill>
+                        <pic:spPr>
+                          <a:xfrm>
+                            <a:off x="0" y="0"/>
+                            <a:ext cx="2592000" cy="3013953"/>
+                          </a:xfrm>
+                          <a:prstGeom prst="rect"/>
+                        </pic:spPr>
+                      </pic:pic>
+                    </a:graphicData>
+                  </a:graphic>
+                </wp:inline>
+              </w:drawing>
+            </w:r>
+          </w:p>
+        </w:tc>
+        <w:tc>
+          <w:tcPr>
+            <w:tcW w:type="dxa" w:w="4873"/>
+          </w:tcPr>
+          <w:p>
+            <w:pPr>
+              <w:jc w:val="center"/>
+            </w:pPr>
+            <w:r>
+              <w:drawing>
+                <wp:inline xmlns:a="http://schemas.openxmlformats.org/drawingml/2006/main" xmlns:pic="http://schemas.openxmlformats.org/drawingml/2006/picture">
+                  <wp:extent cx="2592000" cy="1928930"/>
+                  <wp:docPr id="2" name="Picture 2"/>
+                  <wp:cNvGraphicFramePr>
+                    <a:graphicFrameLocks noChangeAspect="1"/>
+                  </wp:cNvGraphicFramePr>
+                  <a:graphic>
+                    <a:graphicData uri="http://schemas.openxmlformats.org/drawingml/2006/picture">
+                      <pic:pic>
+                        <pic:nvPicPr>
+                          <pic:cNvPr id="0" name="01_menu.png"/>
+                          <pic:cNvPicPr/>
+                        </pic:nvPicPr>
+                        <pic:blipFill>
+                          <a:blip r:embed="rId10"/>
+                          <a:stretch>
+                            <a:fillRect/>
+                          </a:stretch>
+                        </pic:blipFill>
+                        <pic:spPr>
+                          <a:xfrm>
+                            <a:off x="0" y="0"/>
+                            <a:ext cx="2592000" cy="1928930"/>
+                          </a:xfrm>
+                          <a:prstGeom prst="rect"/>
+                        </pic:spPr>
+                      </pic:pic>
+                    </a:graphicData>
+                  </a:graphic>
+                </wp:inline>
+              </w:drawing>
+            </w:r>
+          </w:p>
+        </w:tc>
+      </w:tr>
+      <w:tr>
+        <w:tc>
+          <w:tcPr>
+            <w:tcW w:type="dxa" w:w="4873"/>
+          </w:tcPr>
+          <w:p>
+            <w:pPr>
+              <w:jc w:val="center"/>
+            </w:pPr>
+            <w:r>
+              <w:rPr>
+                <w:color w:val="666666"/>
+                <w:sz w:val="18"/>
+              </w:rPr>
+              <w:t>로그인 화면 — ‘Google 계정으로 계속하기’ 권장</w:t>
+            </w:r>
+          </w:p>
+        </w:tc>
+        <w:tc>
+          <w:tcPr>
+            <w:tcW w:type="dxa" w:w="4873"/>
+          </w:tcPr>
+          <w:p>
+            <w:pPr>
+              <w:jc w:val="center"/>
+            </w:pPr>
+            <w:r>
+              <w:rPr>
+                <w:color w:val="666666"/>
+                <w:sz w:val="18"/>
+              </w:rPr>
+              <w:t>로그인 후 오른쪽 위 ☰ 메뉴 → ‘심사’</w:t>
+            </w:r>
+          </w:p>
+        </w:tc>
+      </w:tr>
+    </w:tbl>
+    <w:p/>
     <w:p>
       <w:pPr>
         <w:pStyle w:val="Heading1"/>
@@ -277,6 +415,220 @@
         <w:t>저장이 안 되고 ‘평가가 닫혀 있습니다’가 보이면 운영진이 아직 채점을 열지 않은 것입니다. 행사 진행에 맞춰 열립니다.</w:t>
       </w:r>
     </w:p>
+    <w:tbl>
+      <w:tblPr>
+        <w:tblW w:type="auto" w:w="0"/>
+        <w:jc w:val="center"/>
+        <w:tblLook w:firstColumn="1" w:firstRow="1" w:lastColumn="0" w:lastRow="0" w:noHBand="0" w:noVBand="1" w:val="04A0"/>
+      </w:tblPr>
+      <w:tblGrid>
+        <w:gridCol w:w="4873"/>
+        <w:gridCol w:w="4873"/>
+      </w:tblGrid>
+      <w:tr>
+        <w:tc>
+          <w:tcPr>
+            <w:tcW w:type="dxa" w:w="4873"/>
+          </w:tcPr>
+          <w:p>
+            <w:pPr>
+              <w:jc w:val="center"/>
+            </w:pPr>
+            <w:r>
+              <w:drawing>
+                <wp:inline xmlns:a="http://schemas.openxmlformats.org/drawingml/2006/main" xmlns:pic="http://schemas.openxmlformats.org/drawingml/2006/picture">
+                  <wp:extent cx="2592000" cy="4520930"/>
+                  <wp:docPr id="3" name="Picture 3"/>
+                  <wp:cNvGraphicFramePr>
+                    <a:graphicFrameLocks noChangeAspect="1"/>
+                  </wp:cNvGraphicFramePr>
+                  <a:graphic>
+                    <a:graphicData uri="http://schemas.openxmlformats.org/drawingml/2006/picture">
+                      <pic:pic>
+                        <pic:nvPicPr>
+                          <pic:cNvPr id="0" name="02_mid_list.png"/>
+                          <pic:cNvPicPr/>
+                        </pic:nvPicPr>
+                        <pic:blipFill>
+                          <a:blip r:embed="rId11"/>
+                          <a:stretch>
+                            <a:fillRect/>
+                          </a:stretch>
+                        </pic:blipFill>
+                        <pic:spPr>
+                          <a:xfrm>
+                            <a:off x="0" y="0"/>
+                            <a:ext cx="2592000" cy="4520930"/>
+                          </a:xfrm>
+                          <a:prstGeom prst="rect"/>
+                        </pic:spPr>
+                      </pic:pic>
+                    </a:graphicData>
+                  </a:graphic>
+                </wp:inline>
+              </w:drawing>
+            </w:r>
+          </w:p>
+        </w:tc>
+        <w:tc>
+          <w:tcPr>
+            <w:tcW w:type="dxa" w:w="4873"/>
+          </w:tcPr>
+          <w:p>
+            <w:pPr>
+              <w:jc w:val="center"/>
+            </w:pPr>
+            <w:r>
+              <w:drawing>
+                <wp:inline xmlns:a="http://schemas.openxmlformats.org/drawingml/2006/main" xmlns:pic="http://schemas.openxmlformats.org/drawingml/2006/picture">
+                  <wp:extent cx="2592000" cy="5425116"/>
+                  <wp:docPr id="4" name="Picture 4"/>
+                  <wp:cNvGraphicFramePr>
+                    <a:graphicFrameLocks noChangeAspect="1"/>
+                  </wp:cNvGraphicFramePr>
+                  <a:graphic>
+                    <a:graphicData uri="http://schemas.openxmlformats.org/drawingml/2006/picture">
+                      <pic:pic>
+                        <pic:nvPicPr>
+                          <pic:cNvPr id="0" name="03_mid_card.png"/>
+                          <pic:cNvPicPr/>
+                        </pic:nvPicPr>
+                        <pic:blipFill>
+                          <a:blip r:embed="rId12"/>
+                          <a:stretch>
+                            <a:fillRect/>
+                          </a:stretch>
+                        </pic:blipFill>
+                        <pic:spPr>
+                          <a:xfrm>
+                            <a:off x="0" y="0"/>
+                            <a:ext cx="2592000" cy="5425116"/>
+                          </a:xfrm>
+                          <a:prstGeom prst="rect"/>
+                        </pic:spPr>
+                      </pic:pic>
+                    </a:graphicData>
+                  </a:graphic>
+                </wp:inline>
+              </w:drawing>
+            </w:r>
+          </w:p>
+        </w:tc>
+      </w:tr>
+      <w:tr>
+        <w:tc>
+          <w:tcPr>
+            <w:tcW w:type="dxa" w:w="4873"/>
+          </w:tcPr>
+          <w:p>
+            <w:pPr>
+              <w:jc w:val="center"/>
+            </w:pPr>
+            <w:r>
+              <w:rPr>
+                <w:color w:val="666666"/>
+                <w:sz w:val="18"/>
+              </w:rPr>
+              <w:t>① 탭·진행률·팀 카드 목록. 배지 ‘미채점’ = 아직 저장 전</w:t>
+            </w:r>
+          </w:p>
+        </w:tc>
+        <w:tc>
+          <w:tcPr>
+            <w:tcW w:type="dxa" w:w="4873"/>
+          </w:tcPr>
+          <w:p>
+            <w:pPr>
+              <w:jc w:val="center"/>
+            </w:pPr>
+            <w:r>
+              <w:rPr>
+                <w:color w:val="666666"/>
+                <w:sz w:val="18"/>
+              </w:rPr>
+              <w:t>② 카드를 펼친 채점표. 슬라이더로 점수, 아래 합계 → ‘점수 저장’</w:t>
+            </w:r>
+          </w:p>
+        </w:tc>
+      </w:tr>
+    </w:tbl>
+    <w:p/>
+    <w:tbl>
+      <w:tblPr>
+        <w:tblW w:type="auto" w:w="0"/>
+        <w:jc w:val="center"/>
+        <w:tblLook w:firstColumn="1" w:firstRow="1" w:lastColumn="0" w:lastRow="0" w:noHBand="0" w:noVBand="1" w:val="04A0"/>
+      </w:tblPr>
+      <w:tblGrid>
+        <w:gridCol w:w="9746"/>
+      </w:tblGrid>
+      <w:tr>
+        <w:tc>
+          <w:tcPr>
+            <w:tcW w:type="dxa" w:w="9746"/>
+          </w:tcPr>
+          <w:p>
+            <w:pPr>
+              <w:jc w:val="center"/>
+            </w:pPr>
+            <w:r>
+              <w:drawing>
+                <wp:inline xmlns:a="http://schemas.openxmlformats.org/drawingml/2006/main" xmlns:pic="http://schemas.openxmlformats.org/drawingml/2006/picture">
+                  <wp:extent cx="2592000" cy="2712558"/>
+                  <wp:docPr id="5" name="Picture 5"/>
+                  <wp:cNvGraphicFramePr>
+                    <a:graphicFrameLocks noChangeAspect="1"/>
+                  </wp:cNvGraphicFramePr>
+                  <a:graphic>
+                    <a:graphicData uri="http://schemas.openxmlformats.org/drawingml/2006/picture">
+                      <pic:pic>
+                        <pic:nvPicPr>
+                          <pic:cNvPr id="0" name="04_final_list.png"/>
+                          <pic:cNvPicPr/>
+                        </pic:nvPicPr>
+                        <pic:blipFill>
+                          <a:blip r:embed="rId13"/>
+                          <a:stretch>
+                            <a:fillRect/>
+                          </a:stretch>
+                        </pic:blipFill>
+                        <pic:spPr>
+                          <a:xfrm>
+                            <a:off x="0" y="0"/>
+                            <a:ext cx="2592000" cy="2712558"/>
+                          </a:xfrm>
+                          <a:prstGeom prst="rect"/>
+                        </pic:spPr>
+                      </pic:pic>
+                    </a:graphicData>
+                  </a:graphic>
+                </wp:inline>
+              </w:drawing>
+            </w:r>
+          </w:p>
+        </w:tc>
+      </w:tr>
+      <w:tr>
+        <w:tc>
+          <w:tcPr>
+            <w:tcW w:type="dxa" w:w="9746"/>
+          </w:tcPr>
+          <w:p>
+            <w:pPr>
+              <w:jc w:val="center"/>
+            </w:pPr>
+            <w:r>
+              <w:rPr>
+                <w:color w:val="666666"/>
+                <w:sz w:val="18"/>
+              </w:rPr>
+              <w:t>③ 본선 탭. 운영진이 열기 전에는 노란 안내가 보이고 저장이 되지 않습니다</w:t>
+            </w:r>
+          </w:p>
+        </w:tc>
+      </w:tr>
+    </w:tbl>
+    <w:p/>
     <w:p>
       <w:pPr>
         <w:pStyle w:val="Heading1"/>

--- a/docs/심사위원_안내.docx
+++ b/docs/심사위원_안내.docx
@@ -184,7 +184,7 @@
             <w:r>
               <w:drawing>
                 <wp:inline xmlns:a="http://schemas.openxmlformats.org/drawingml/2006/main" xmlns:pic="http://schemas.openxmlformats.org/drawingml/2006/picture">
-                  <wp:extent cx="2592000" cy="3013953"/>
+                  <wp:extent cx="2592000" cy="5425116"/>
                   <wp:docPr id="1" name="Picture 1"/>
                   <wp:cNvGraphicFramePr>
                     <a:graphicFrameLocks noChangeAspect="1"/>
@@ -205,7 +205,7 @@
                         <pic:spPr>
                           <a:xfrm>
                             <a:off x="0" y="0"/>
-                            <a:ext cx="2592000" cy="3013953"/>
+                            <a:ext cx="2592000" cy="5425116"/>
                           </a:xfrm>
                           <a:prstGeom prst="rect"/>
                         </pic:spPr>
@@ -437,7 +437,7 @@
             <w:r>
               <w:drawing>
                 <wp:inline xmlns:a="http://schemas.openxmlformats.org/drawingml/2006/main" xmlns:pic="http://schemas.openxmlformats.org/drawingml/2006/picture">
-                  <wp:extent cx="2592000" cy="4520930"/>
+                  <wp:extent cx="2592000" cy="5425116"/>
                   <wp:docPr id="3" name="Picture 3"/>
                   <wp:cNvGraphicFramePr>
                     <a:graphicFrameLocks noChangeAspect="1"/>
@@ -458,7 +458,7 @@
                         <pic:spPr>
                           <a:xfrm>
                             <a:off x="0" y="0"/>
-                            <a:ext cx="2592000" cy="4520930"/>
+                            <a:ext cx="2592000" cy="5425116"/>
                           </a:xfrm>
                           <a:prstGeom prst="rect"/>
                         </pic:spPr>
@@ -481,7 +481,7 @@
             <w:r>
               <w:drawing>
                 <wp:inline xmlns:a="http://schemas.openxmlformats.org/drawingml/2006/main" xmlns:pic="http://schemas.openxmlformats.org/drawingml/2006/picture">
-                  <wp:extent cx="2592000" cy="5425116"/>
+                  <wp:extent cx="2592000" cy="5786791"/>
                   <wp:docPr id="4" name="Picture 4"/>
                   <wp:cNvGraphicFramePr>
                     <a:graphicFrameLocks noChangeAspect="1"/>
@@ -502,7 +502,7 @@
                         <pic:spPr>
                           <a:xfrm>
                             <a:off x="0" y="0"/>
-                            <a:ext cx="2592000" cy="5425116"/>
+                            <a:ext cx="2592000" cy="5786791"/>
                           </a:xfrm>
                           <a:prstGeom prst="rect"/>
                         </pic:spPr>
@@ -574,7 +574,7 @@
             <w:r>
               <w:drawing>
                 <wp:inline xmlns:a="http://schemas.openxmlformats.org/drawingml/2006/main" xmlns:pic="http://schemas.openxmlformats.org/drawingml/2006/picture">
-                  <wp:extent cx="2592000" cy="2712558"/>
+                  <wp:extent cx="2592000" cy="5425116"/>
                   <wp:docPr id="5" name="Picture 5"/>
                   <wp:cNvGraphicFramePr>
                     <a:graphicFrameLocks noChangeAspect="1"/>
@@ -595,7 +595,7 @@
                         <pic:spPr>
                           <a:xfrm>
                             <a:off x="0" y="0"/>
-                            <a:ext cx="2592000" cy="2712558"/>
+                            <a:ext cx="2592000" cy="5425116"/>
                           </a:xfrm>
                           <a:prstGeom prst="rect"/>
                         </pic:spPr>
